--- a/API documentaion.docx
+++ b/API documentaion.docx
@@ -210,112 +210,181 @@
           <w:lang w:val="en-US"/>
         </w:rPr>
         <w:tab/>
-        <w:t>[PUT] – update information abou</w:t>
+        <w:t>[PUT] – update information about authors</w:t>
+      </w:r>
+    </w:p>
+    <w:p>
+      <w:pPr>
+        <w:rPr>
+          <w:lang w:val="en-US"/>
+        </w:rPr>
+      </w:pPr>
+      <w:r>
+        <w:rPr>
+          <w:lang w:val="en-US"/>
+        </w:rPr>
+        <w:tab/>
+        <w:t>[DELETE] – delete all authors of certain book</w:t>
+      </w:r>
+    </w:p>
+    <w:p>
+      <w:pPr>
+        <w:rPr>
+          <w:lang w:val="en-US"/>
+        </w:rPr>
+      </w:pPr>
+      <w:r>
+        <w:rPr>
+          <w:lang w:val="en-US"/>
+        </w:rPr>
+        <w:t>/books/{id}/topics</w:t>
+      </w:r>
+    </w:p>
+    <w:p>
+      <w:pPr>
+        <w:rPr>
+          <w:lang w:val="en-US"/>
+        </w:rPr>
+      </w:pPr>
+      <w:r>
+        <w:rPr>
+          <w:lang w:val="en-US"/>
+        </w:rPr>
+        <w:tab/>
+        <w:t>[GET] – get certain book topics information</w:t>
+      </w:r>
+    </w:p>
+    <w:p>
+      <w:pPr>
+        <w:rPr>
+          <w:lang w:val="en-US"/>
+        </w:rPr>
+      </w:pPr>
+      <w:r>
+        <w:rPr>
+          <w:lang w:val="en-US"/>
+        </w:rPr>
+        <w:tab/>
+        <w:t>[POST] – create topic about book</w:t>
+      </w:r>
+    </w:p>
+    <w:p>
+      <w:pPr>
+        <w:rPr>
+          <w:lang w:val="en-US"/>
+        </w:rPr>
+      </w:pPr>
+      <w:r>
+        <w:rPr>
+          <w:lang w:val="en-US"/>
+        </w:rPr>
+        <w:tab/>
+        <w:t>[PUT] – update information about topics</w:t>
+      </w:r>
+    </w:p>
+    <w:p>
+      <w:pPr>
+        <w:rPr>
+          <w:lang w:val="en-US"/>
+        </w:rPr>
+      </w:pPr>
+      <w:r>
+        <w:rPr>
+          <w:lang w:val="en-US"/>
+        </w:rPr>
+        <w:tab/>
+        <w:t>[DELETE] – delete some topics (id must be passed in request body)</w:t>
+      </w:r>
+    </w:p>
+    <w:p>
+      <w:pPr>
+        <w:rPr>
+          <w:lang w:val="en-US"/>
+        </w:rPr>
+      </w:pPr>
+      <w:r>
+        <w:rPr>
+          <w:lang w:val="en-US"/>
+        </w:rPr>
+        <w:t>/books/{id}/reviews</w:t>
+      </w:r>
+    </w:p>
+    <w:p>
+      <w:pPr>
+        <w:rPr>
+          <w:lang w:val="en-US"/>
+        </w:rPr>
+      </w:pPr>
+      <w:r>
+        <w:rPr>
+          <w:lang w:val="en-US"/>
+        </w:rPr>
+        <w:tab/>
+        <w:t>[GET] – get all reviews about book</w:t>
+      </w:r>
+    </w:p>
+    <w:p>
+      <w:pPr>
+        <w:rPr>
+          <w:lang w:val="en-US"/>
+        </w:rPr>
+      </w:pPr>
+      <w:r>
+        <w:rPr>
+          <w:lang w:val="en-US"/>
+        </w:rPr>
+        <w:tab/>
+        <w:t>[POST] – create review to some book</w:t>
+      </w:r>
+    </w:p>
+    <w:p>
+      <w:pPr>
+        <w:rPr>
+          <w:lang w:val="en-US"/>
+        </w:rPr>
+      </w:pPr>
+      <w:r>
+        <w:rPr>
+          <w:lang w:val="en-US"/>
+        </w:rPr>
+        <w:tab/>
+        <w:t>[PUT] – update information about reviews to some book</w:t>
+      </w:r>
+    </w:p>
+    <w:p>
+      <w:pPr>
+        <w:rPr>
+          <w:lang w:val="en-US"/>
+        </w:rPr>
+      </w:pPr>
+      <w:r>
+        <w:rPr>
+          <w:lang w:val="en-US"/>
+        </w:rPr>
+        <w:tab/>
+        <w:t>[DELETE] – delete reviews about some book</w:t>
+      </w:r>
+    </w:p>
+    <w:p>
+      <w:pPr>
+        <w:rPr>
+          <w:lang w:val="en-US"/>
+        </w:rPr>
+      </w:pPr>
+      <w:r>
+        <w:rPr>
+          <w:lang w:val="en-US"/>
+        </w:rPr>
+        <w:t>/books/{id}/genre</w:t>
+      </w:r>
+      <w:r>
+        <w:rPr>
+          <w:lang w:val="en-US"/>
+        </w:rPr>
+        <w:t>s</w:t>
       </w:r>
       <w:bookmarkStart w:id="0" w:name="_GoBack"/>
       <w:bookmarkEnd w:id="0"/>
-      <w:r>
-        <w:rPr>
-          <w:lang w:val="en-US"/>
-        </w:rPr>
-        <w:t>t authors</w:t>
-      </w:r>
-    </w:p>
-    <w:p>
-      <w:pPr>
-        <w:rPr>
-          <w:lang w:val="en-US"/>
-        </w:rPr>
-      </w:pPr>
-      <w:r>
-        <w:rPr>
-          <w:lang w:val="en-US"/>
-        </w:rPr>
-        <w:tab/>
-        <w:t>[DELETE] – delete all authors of certain book</w:t>
-      </w:r>
-    </w:p>
-    <w:p>
-      <w:pPr>
-        <w:rPr>
-          <w:lang w:val="en-US"/>
-        </w:rPr>
-      </w:pPr>
-      <w:r>
-        <w:rPr>
-          <w:lang w:val="en-US"/>
-        </w:rPr>
-        <w:t>/books/{id}/topics</w:t>
-      </w:r>
-    </w:p>
-    <w:p>
-      <w:pPr>
-        <w:rPr>
-          <w:lang w:val="en-US"/>
-        </w:rPr>
-      </w:pPr>
-      <w:r>
-        <w:rPr>
-          <w:lang w:val="en-US"/>
-        </w:rPr>
-        <w:tab/>
-        <w:t>[GET] – get certain book topics information</w:t>
-      </w:r>
-    </w:p>
-    <w:p>
-      <w:pPr>
-        <w:rPr>
-          <w:lang w:val="en-US"/>
-        </w:rPr>
-      </w:pPr>
-      <w:r>
-        <w:rPr>
-          <w:lang w:val="en-US"/>
-        </w:rPr>
-        <w:tab/>
-        <w:t>[POST] – create topic about book</w:t>
-      </w:r>
-    </w:p>
-    <w:p>
-      <w:pPr>
-        <w:rPr>
-          <w:lang w:val="en-US"/>
-        </w:rPr>
-      </w:pPr>
-      <w:r>
-        <w:rPr>
-          <w:lang w:val="en-US"/>
-        </w:rPr>
-        <w:tab/>
-        <w:t>[PUT] – update information about topics</w:t>
-      </w:r>
-    </w:p>
-    <w:p>
-      <w:pPr>
-        <w:rPr>
-          <w:lang w:val="en-US"/>
-        </w:rPr>
-      </w:pPr>
-      <w:r>
-        <w:rPr>
-          <w:lang w:val="en-US"/>
-        </w:rPr>
-        <w:tab/>
-        <w:t>[DELETE] – delete some topics (id must be passed in request body)</w:t>
-      </w:r>
-    </w:p>
-    <w:p>
-      <w:pPr>
-        <w:rPr>
-          <w:lang w:val="en-US"/>
-        </w:rPr>
-      </w:pPr>
-      <w:r>
-        <w:rPr>
-          <w:lang w:val="en-US"/>
-        </w:rPr>
-        <w:t>/books/{id}/reviews</w:t>
-      </w:r>
     </w:p>
     <w:p>
       <w:pPr>
@@ -331,11 +400,6 @@
       </w:r>
     </w:p>
     <w:p>
-      <w:pPr>
-        <w:rPr>
-          <w:lang w:val="en-US"/>
-        </w:rPr>
-      </w:pPr>
       <w:r>
         <w:rPr>
           <w:lang w:val="en-US"/>
@@ -368,6 +432,7 @@
         <w:rPr>
           <w:lang w:val="en-US"/>
         </w:rPr>
+        <w:lastRenderedPageBreak/>
         <w:t>/topics/{id}</w:t>
       </w:r>
     </w:p>
@@ -399,6 +464,9 @@
     </w:p>
     <w:p>
       <w:pPr>
+        <w:tabs>
+          <w:tab w:val="left" w:pos="2835"/>
+        </w:tabs>
         <w:rPr>
           <w:lang w:val="en-US"/>
         </w:rPr>
@@ -408,6 +476,38 @@
           <w:lang w:val="en-US"/>
         </w:rPr>
         <w:t>/users/{id}/topics</w:t>
+      </w:r>
+    </w:p>
+    <w:p>
+      <w:pPr>
+        <w:tabs>
+          <w:tab w:val="left" w:pos="2835"/>
+        </w:tabs>
+        <w:rPr>
+          <w:lang w:val="en-US"/>
+        </w:rPr>
+      </w:pPr>
+      <w:r>
+        <w:rPr>
+          <w:lang w:val="en-US"/>
+        </w:rPr>
+        <w:t>/authors</w:t>
+      </w:r>
+    </w:p>
+    <w:p>
+      <w:pPr>
+        <w:tabs>
+          <w:tab w:val="left" w:pos="2835"/>
+        </w:tabs>
+        <w:rPr>
+          <w:lang w:val="en-US"/>
+        </w:rPr>
+      </w:pPr>
+      <w:r>
+        <w:rPr>
+          <w:lang w:val="en-US"/>
+        </w:rPr>
+        <w:t>/authors/{id}/books</w:t>
       </w:r>
     </w:p>
     <w:p>

--- a/API documentaion.docx
+++ b/API documentaion.docx
@@ -383,8 +383,144 @@
         </w:rPr>
         <w:t>s</w:t>
       </w:r>
+    </w:p>
+    <w:p>
+      <w:pPr>
+        <w:ind w:firstLine="708"/>
+        <w:rPr>
+          <w:lang w:val="en-US"/>
+        </w:rPr>
+      </w:pPr>
+      <w:r>
+        <w:rPr>
+          <w:lang w:val="en-US"/>
+        </w:rPr>
+        <w:t xml:space="preserve">[GET] – get all </w:t>
+      </w:r>
+      <w:r>
+        <w:rPr>
+          <w:lang w:val="en-US"/>
+        </w:rPr>
+        <w:t>genres</w:t>
+      </w:r>
+      <w:r>
+        <w:rPr>
+          <w:lang w:val="en-US"/>
+        </w:rPr>
+        <w:t xml:space="preserve"> </w:t>
+      </w:r>
+      <w:r>
+        <w:rPr>
+          <w:lang w:val="en-US"/>
+        </w:rPr>
+        <w:t xml:space="preserve">of the </w:t>
+      </w:r>
+      <w:r>
+        <w:rPr>
+          <w:lang w:val="en-US"/>
+        </w:rPr>
+        <w:t>book</w:t>
+      </w:r>
+    </w:p>
+    <w:p>
+      <w:pPr>
+        <w:rPr>
+          <w:lang w:val="en-US"/>
+        </w:rPr>
+      </w:pPr>
+      <w:r>
+        <w:rPr>
+          <w:lang w:val="en-US"/>
+        </w:rPr>
+        <w:tab/>
+        <w:t xml:space="preserve">[POST] – </w:t>
+      </w:r>
+      <w:r>
+        <w:rPr>
+          <w:lang w:val="en-US"/>
+        </w:rPr>
+        <w:t>add genre</w:t>
+      </w:r>
+      <w:r>
+        <w:rPr>
+          <w:lang w:val="en-US"/>
+        </w:rPr>
+        <w:t xml:space="preserve"> to some book</w:t>
+      </w:r>
+    </w:p>
+    <w:p>
+      <w:pPr>
+        <w:rPr>
+          <w:lang w:val="en-US"/>
+        </w:rPr>
+      </w:pPr>
+      <w:r>
+        <w:rPr>
+          <w:lang w:val="en-US"/>
+        </w:rPr>
+        <w:tab/>
+        <w:t xml:space="preserve">[PUT] – update information about </w:t>
+      </w:r>
+      <w:r>
+        <w:rPr>
+          <w:lang w:val="en-US"/>
+        </w:rPr>
+        <w:t xml:space="preserve">genres </w:t>
+      </w:r>
+      <w:r>
+        <w:rPr>
+          <w:lang w:val="en-US"/>
+        </w:rPr>
+        <w:t>to some book</w:t>
+      </w:r>
+    </w:p>
+    <w:p>
+      <w:pPr>
+        <w:rPr>
+          <w:lang w:val="en-US"/>
+        </w:rPr>
+      </w:pPr>
+      <w:r>
+        <w:rPr>
+          <w:lang w:val="en-US"/>
+        </w:rPr>
+        <w:lastRenderedPageBreak/>
+        <w:tab/>
+        <w:t xml:space="preserve">[DELETE] – delete </w:t>
+      </w:r>
+      <w:r>
+        <w:rPr>
+          <w:lang w:val="en-US"/>
+        </w:rPr>
+        <w:t>genres</w:t>
+      </w:r>
+      <w:r>
+        <w:rPr>
+          <w:lang w:val="en-US"/>
+        </w:rPr>
+        <w:t xml:space="preserve"> </w:t>
+      </w:r>
+      <w:r>
+        <w:rPr>
+          <w:lang w:val="en-US"/>
+        </w:rPr>
+        <w:t xml:space="preserve">of the </w:t>
+      </w:r>
       <w:bookmarkStart w:id="0" w:name="_GoBack"/>
       <w:bookmarkEnd w:id="0"/>
+      <w:r>
+        <w:rPr>
+          <w:lang w:val="en-US"/>
+        </w:rPr>
+        <w:t>book</w:t>
+      </w:r>
+    </w:p>
+    <w:p>
+      <w:pPr>
+        <w:rPr>
+          <w:lang w:val="en-US"/>
+        </w:rPr>
+      </w:pPr>
     </w:p>
     <w:p>
       <w:pPr>
@@ -400,6 +536,11 @@
       </w:r>
     </w:p>
     <w:p>
+      <w:pPr>
+        <w:rPr>
+          <w:lang w:val="en-US"/>
+        </w:rPr>
+      </w:pPr>
       <w:r>
         <w:rPr>
           <w:lang w:val="en-US"/>
@@ -432,7 +573,6 @@
         <w:rPr>
           <w:lang w:val="en-US"/>
         </w:rPr>
-        <w:lastRenderedPageBreak/>
         <w:t>/topics/{id}</w:t>
       </w:r>
     </w:p>
@@ -1045,7 +1185,7 @@
   <w:style w:type="paragraph" w:default="1" w:styleId="a">
     <w:name w:val="Normal"/>
     <w:qFormat/>
-    <w:rsid w:val="00743707"/>
+    <w:rsid w:val="0013396D"/>
   </w:style>
   <w:style w:type="character" w:default="1" w:styleId="a0">
     <w:name w:val="Default Paragraph Font"/>
